--- a/public/labs/pmzi/pz-23/ЛР3_ПМЗІ_Шифри_перестановки.docx
+++ b/public/labs/pmzi/pz-23/ЛР3_ПМЗІ_Шифри_перестановки.docx
@@ -51,7 +51,7 @@
         <w:t xml:space="preserve"> </w:t>
       </w:r>
       <w:r>
-        <w:t xml:space="preserve">ПК з встановленим C++ компілятором (MSVC, MinGW або GCC); Середовище розробки (Visual Studio, VS Code).</w:t>
+        <w:t xml:space="preserve">ПК з компілятором або інтерпретатором мови програмування за вибором студента; Середовище розробки (Visual Studio, VS Code або інше).</w:t>
       </w:r>
     </w:p>
     <w:p>
@@ -1063,6 +1063,7 @@
           <w:p>
             <w:pPr>
               <w:pStyle w:val="Compact"/>
+              <w:spacing w:before="0" w:after="0" w:line="240" w:lineRule="auto"/>
             </w:pPr>
             <w:r>
               <w:t xml:space="preserve">Шифр</w:t>
@@ -1074,6 +1075,7 @@
           <w:p>
             <w:pPr>
               <w:pStyle w:val="Compact"/>
+              <w:spacing w:before="0" w:after="0" w:line="240" w:lineRule="auto"/>
             </w:pPr>
             <w:r>
               <w:t xml:space="preserve">Ключ</w:t>
@@ -1085,6 +1087,7 @@
           <w:p>
             <w:pPr>
               <w:pStyle w:val="Compact"/>
+              <w:spacing w:before="0" w:after="0" w:line="240" w:lineRule="auto"/>
             </w:pPr>
             <w:r>
               <w:t xml:space="preserve">Кількість ключів</w:t>
@@ -1096,6 +1099,7 @@
           <w:p>
             <w:pPr>
               <w:pStyle w:val="Compact"/>
+              <w:spacing w:before="0" w:after="0" w:line="240" w:lineRule="auto"/>
             </w:pPr>
             <w:r>
               <w:t xml:space="preserve">Як ламають</w:t>
@@ -1109,6 +1113,7 @@
           <w:p>
             <w:pPr>
               <w:pStyle w:val="Compact"/>
+              <w:spacing w:before="0" w:after="0" w:line="240" w:lineRule="auto"/>
             </w:pPr>
             <w:r>
               <w:t xml:space="preserve">Проста таблиця</w:t>
@@ -1120,6 +1125,7 @@
           <w:p>
             <w:pPr>
               <w:pStyle w:val="Compact"/>
+              <w:spacing w:before="0" w:after="0" w:line="240" w:lineRule="auto"/>
             </w:pPr>
             <w:r>
               <w:t xml:space="preserve">кількість стовпців</w:t>
@@ -1131,6 +1137,7 @@
           <w:p>
             <w:pPr>
               <w:pStyle w:val="Compact"/>
+              <w:spacing w:before="0" w:after="0" w:line="240" w:lineRule="auto"/>
             </w:pPr>
             <w:r>
               <w:t xml:space="preserve">кілька дільників довжини тексту</w:t>
@@ -1142,6 +1149,7 @@
           <w:p>
             <w:pPr>
               <w:pStyle w:val="Compact"/>
+              <w:spacing w:before="0" w:after="0" w:line="240" w:lineRule="auto"/>
             </w:pPr>
             <w:r>
               <w:t xml:space="preserve">перебір дільників, перевірка частих біграм</w:t>
@@ -1155,6 +1163,7 @@
           <w:p>
             <w:pPr>
               <w:pStyle w:val="Compact"/>
+              <w:spacing w:before="0" w:after="0" w:line="240" w:lineRule="auto"/>
             </w:pPr>
             <w:r>
               <w:t xml:space="preserve">Таблиця з ключовим словом, 6 стовпців</w:t>
@@ -1166,6 +1175,7 @@
           <w:p>
             <w:pPr>
               <w:pStyle w:val="Compact"/>
+              <w:spacing w:before="0" w:after="0" w:line="240" w:lineRule="auto"/>
             </w:pPr>
             <w:r>
               <w:t xml:space="preserve">порядок стовпців</w:t>
@@ -1177,6 +1187,7 @@
           <w:p>
             <w:pPr>
               <w:pStyle w:val="Compact"/>
+              <w:spacing w:before="0" w:after="0" w:line="240" w:lineRule="auto"/>
             </w:pPr>
             <w:r>
               <w:t xml:space="preserve">6! = 720</w:t>
@@ -1188,6 +1199,7 @@
           <w:p>
             <w:pPr>
               <w:pStyle w:val="Compact"/>
+              <w:spacing w:before="0" w:after="0" w:line="240" w:lineRule="auto"/>
             </w:pPr>
             <w:r>
               <w:t xml:space="preserve">перебір порядків з оцінкою за біграмами</w:t>
@@ -1201,6 +1213,7 @@
           <w:p>
             <w:pPr>
               <w:pStyle w:val="Compact"/>
+              <w:spacing w:before="0" w:after="0" w:line="240" w:lineRule="auto"/>
             </w:pPr>
             <w:r>
               <w:t xml:space="preserve">Таблиця з ключовим словом, 10 стовпців</w:t>
@@ -1212,6 +1225,7 @@
           <w:p>
             <w:pPr>
               <w:pStyle w:val="Compact"/>
+              <w:spacing w:before="0" w:after="0" w:line="240" w:lineRule="auto"/>
             </w:pPr>
             <w:r>
               <w:t xml:space="preserve">порядок стовпців</w:t>
@@ -1223,6 +1237,7 @@
           <w:p>
             <w:pPr>
               <w:pStyle w:val="Compact"/>
+              <w:spacing w:before="0" w:after="0" w:line="240" w:lineRule="auto"/>
             </w:pPr>
             <w:r>
               <w:t xml:space="preserve">10! ≈ 3,6 · 10⁶</w:t>
@@ -1234,6 +1249,7 @@
           <w:p>
             <w:pPr>
               <w:pStyle w:val="Compact"/>
+              <w:spacing w:before="0" w:after="0" w:line="240" w:lineRule="auto"/>
             </w:pPr>
             <w:r>
               <w:t xml:space="preserve">перебір (секунди) або обмін стовпців парами</w:t>
@@ -1247,6 +1263,7 @@
           <w:p>
             <w:pPr>
               <w:pStyle w:val="Compact"/>
+              <w:spacing w:before="0" w:after="0" w:line="240" w:lineRule="auto"/>
             </w:pPr>
             <w:r>
               <w:t xml:space="preserve">Подвійна перестановка 8 × 10</w:t>
@@ -1258,6 +1275,7 @@
           <w:p>
             <w:pPr>
               <w:pStyle w:val="Compact"/>
+              <w:spacing w:before="0" w:after="0" w:line="240" w:lineRule="auto"/>
             </w:pPr>
             <w:r>
               <w:t xml:space="preserve">обидва порядки</w:t>
@@ -1269,6 +1287,7 @@
           <w:p>
             <w:pPr>
               <w:pStyle w:val="Compact"/>
+              <w:spacing w:before="0" w:after="0" w:line="240" w:lineRule="auto"/>
             </w:pPr>
             <w:r>
               <w:t xml:space="preserve">8! · 10! ≈ 1,5 · 10¹¹</w:t>
@@ -1280,6 +1299,7 @@
           <w:p>
             <w:pPr>
               <w:pStyle w:val="Compact"/>
+              <w:spacing w:before="0" w:after="0" w:line="240" w:lineRule="auto"/>
             </w:pPr>
             <w:r>
               <w:t xml:space="preserve">окремо рядки й стовпці, бо біграми всередині рядка частково зберігаються</w:t>
@@ -4136,8 +4156,8 @@
       <w:tblPr>
         <w:tblStyle w:val="Table"/>
         <w:tblW w:type="dxa" w:w="9637"/>
+        <w:tblLayout w:type="fixed"/>
         <w:tblLook w:firstRow="1" w:lastRow="0" w:firstColumn="0" w:lastColumn="0" w:noHBand="0" w:noVBand="0" w:val="0020"/>
-        <w:tblLayout w:type="fixed"/>
       </w:tblPr>
       <w:tblGrid>
         <w:gridCol w:w="2409"/>
@@ -4154,6 +4174,7 @@
           <w:p>
             <w:pPr>
               <w:pStyle w:val="Compact"/>
+              <w:spacing w:before="0" w:after="0" w:line="240" w:lineRule="auto"/>
             </w:pPr>
             <w:r>
               <w:t xml:space="preserve">№</w:t>
@@ -4165,6 +4186,7 @@
           <w:p>
             <w:pPr>
               <w:pStyle w:val="Compact"/>
+              <w:spacing w:before="0" w:after="0" w:line="240" w:lineRule="auto"/>
             </w:pPr>
             <w:r>
               <w:t xml:space="preserve">Ключове слово</w:t>
@@ -4176,6 +4198,7 @@
           <w:p>
             <w:pPr>
               <w:pStyle w:val="Compact"/>
+              <w:spacing w:before="0" w:after="0" w:line="240" w:lineRule="auto"/>
             </w:pPr>
             <w:r>
               <w:t xml:space="preserve">Ключ рядків</w:t>
@@ -4187,6 +4210,7 @@
           <w:p>
             <w:pPr>
               <w:pStyle w:val="Compact"/>
+              <w:spacing w:before="0" w:after="0" w:line="240" w:lineRule="auto"/>
             </w:pPr>
             <w:r>
               <w:t xml:space="preserve">Текст для шифрування</w:t>
@@ -4200,6 +4224,7 @@
           <w:p>
             <w:pPr>
               <w:pStyle w:val="Compact"/>
+              <w:spacing w:before="0" w:after="0" w:line="240" w:lineRule="auto"/>
             </w:pPr>
             <w:r>
               <w:t xml:space="preserve">1</w:t>
@@ -4211,6 +4236,7 @@
           <w:p>
             <w:pPr>
               <w:pStyle w:val="Compact"/>
+              <w:spacing w:before="0" w:after="0" w:line="240" w:lineRule="auto"/>
             </w:pPr>
             <w:r>
               <w:t xml:space="preserve">CIPHER</w:t>
@@ -4222,6 +4248,7 @@
           <w:p>
             <w:pPr>
               <w:pStyle w:val="Compact"/>
+              <w:spacing w:before="0" w:after="0" w:line="240" w:lineRule="auto"/>
             </w:pPr>
             <w:r>
               <w:t xml:space="preserve">KEY</w:t>
@@ -4233,6 +4260,7 @@
           <w:p>
             <w:pPr>
               <w:pStyle w:val="Compact"/>
+              <w:spacing w:before="0" w:after="0" w:line="240" w:lineRule="auto"/>
             </w:pPr>
             <w:r>
               <w:t xml:space="preserve">THE QUICK BROWN FOX</w:t>
@@ -4246,6 +4274,7 @@
           <w:p>
             <w:pPr>
               <w:pStyle w:val="Compact"/>
+              <w:spacing w:before="0" w:after="0" w:line="240" w:lineRule="auto"/>
             </w:pPr>
             <w:r>
               <w:t xml:space="preserve">2</w:t>
@@ -4257,6 +4286,7 @@
           <w:p>
             <w:pPr>
               <w:pStyle w:val="Compact"/>
+              <w:spacing w:before="0" w:after="0" w:line="240" w:lineRule="auto"/>
             </w:pPr>
             <w:r>
               <w:t xml:space="preserve">SECURITY</w:t>
@@ -4268,6 +4298,7 @@
           <w:p>
             <w:pPr>
               <w:pStyle w:val="Compact"/>
+              <w:spacing w:before="0" w:after="0" w:line="240" w:lineRule="auto"/>
             </w:pPr>
             <w:r>
               <w:t xml:space="preserve">SUN</w:t>
@@ -4279,6 +4310,7 @@
           <w:p>
             <w:pPr>
               <w:pStyle w:val="Compact"/>
+              <w:spacing w:before="0" w:after="0" w:line="240" w:lineRule="auto"/>
             </w:pPr>
             <w:r>
               <w:t xml:space="preserve">CRYPTOGRAPHY IS FUN</w:t>
@@ -4292,6 +4324,7 @@
           <w:p>
             <w:pPr>
               <w:pStyle w:val="Compact"/>
+              <w:spacing w:before="0" w:after="0" w:line="240" w:lineRule="auto"/>
             </w:pPr>
             <w:r>
               <w:t xml:space="preserve">3</w:t>
@@ -4303,6 +4336,7 @@
           <w:p>
             <w:pPr>
               <w:pStyle w:val="Compact"/>
+              <w:spacing w:before="0" w:after="0" w:line="240" w:lineRule="auto"/>
             </w:pPr>
             <w:r>
               <w:t xml:space="preserve">ENCODE</w:t>
@@ -4314,6 +4348,7 @@
           <w:p>
             <w:pPr>
               <w:pStyle w:val="Compact"/>
+              <w:spacing w:before="0" w:after="0" w:line="240" w:lineRule="auto"/>
             </w:pPr>
             <w:r>
               <w:t xml:space="preserve">RAM</w:t>
@@ -4325,6 +4360,7 @@
           <w:p>
             <w:pPr>
               <w:pStyle w:val="Compact"/>
+              <w:spacing w:before="0" w:after="0" w:line="240" w:lineRule="auto"/>
             </w:pPr>
             <w:r>
               <w:t xml:space="preserve">SEND REINFORCEMENTS</w:t>
@@ -4338,6 +4374,7 @@
           <w:p>
             <w:pPr>
               <w:pStyle w:val="Compact"/>
+              <w:spacing w:before="0" w:after="0" w:line="240" w:lineRule="auto"/>
             </w:pPr>
             <w:r>
               <w:t xml:space="preserve">4</w:t>
@@ -4349,6 +4386,7 @@
           <w:p>
             <w:pPr>
               <w:pStyle w:val="Compact"/>
+              <w:spacing w:before="0" w:after="0" w:line="240" w:lineRule="auto"/>
             </w:pPr>
             <w:r>
               <w:t xml:space="preserve">DECODE</w:t>
@@ -4360,6 +4398,7 @@
           <w:p>
             <w:pPr>
               <w:pStyle w:val="Compact"/>
+              <w:spacing w:before="0" w:after="0" w:line="240" w:lineRule="auto"/>
             </w:pPr>
             <w:r>
               <w:t xml:space="preserve">FOX</w:t>
@@ -4371,6 +4410,7 @@
           <w:p>
             <w:pPr>
               <w:pStyle w:val="Compact"/>
+              <w:spacing w:before="0" w:after="0" w:line="240" w:lineRule="auto"/>
             </w:pPr>
             <w:r>
               <w:t xml:space="preserve">ATTACK AT MIDNIGHT</w:t>
@@ -4384,6 +4424,7 @@
           <w:p>
             <w:pPr>
               <w:pStyle w:val="Compact"/>
+              <w:spacing w:before="0" w:after="0" w:line="240" w:lineRule="auto"/>
             </w:pPr>
             <w:r>
               <w:t xml:space="preserve">5</w:t>
@@ -4395,6 +4436,7 @@
           <w:p>
             <w:pPr>
               <w:pStyle w:val="Compact"/>
+              <w:spacing w:before="0" w:after="0" w:line="240" w:lineRule="auto"/>
             </w:pPr>
             <w:r>
               <w:t xml:space="preserve">PROTECT</w:t>
@@ -4406,6 +4448,7 @@
           <w:p>
             <w:pPr>
               <w:pStyle w:val="Compact"/>
+              <w:spacing w:before="0" w:after="0" w:line="240" w:lineRule="auto"/>
             </w:pPr>
             <w:r>
               <w:t xml:space="preserve">BAT</w:t>
@@ -4417,6 +4460,7 @@
           <w:p>
             <w:pPr>
               <w:pStyle w:val="Compact"/>
+              <w:spacing w:before="0" w:after="0" w:line="240" w:lineRule="auto"/>
             </w:pPr>
             <w:r>
               <w:t xml:space="preserve">THE SECRET MESSAGE</w:t>
@@ -4430,6 +4474,7 @@
           <w:p>
             <w:pPr>
               <w:pStyle w:val="Compact"/>
+              <w:spacing w:before="0" w:after="0" w:line="240" w:lineRule="auto"/>
             </w:pPr>
             <w:r>
               <w:t xml:space="preserve">6</w:t>
@@ -4441,6 +4486,7 @@
           <w:p>
             <w:pPr>
               <w:pStyle w:val="Compact"/>
+              <w:spacing w:before="0" w:after="0" w:line="240" w:lineRule="auto"/>
             </w:pPr>
             <w:r>
               <w:t xml:space="preserve">DEFEND</w:t>
@@ -4452,6 +4498,7 @@
           <w:p>
             <w:pPr>
               <w:pStyle w:val="Compact"/>
+              <w:spacing w:before="0" w:after="0" w:line="240" w:lineRule="auto"/>
             </w:pPr>
             <w:r>
               <w:t xml:space="preserve">OWL</w:t>
@@ -4463,6 +4510,7 @@
           <w:p>
             <w:pPr>
               <w:pStyle w:val="Compact"/>
+              <w:spacing w:before="0" w:after="0" w:line="240" w:lineRule="auto"/>
             </w:pPr>
             <w:r>
               <w:t xml:space="preserve">ENEMY APPROACHING</w:t>
@@ -4476,6 +4524,7 @@
           <w:p>
             <w:pPr>
               <w:pStyle w:val="Compact"/>
+              <w:spacing w:before="0" w:after="0" w:line="240" w:lineRule="auto"/>
             </w:pPr>
             <w:r>
               <w:t xml:space="preserve">7</w:t>
@@ -4487,6 +4536,7 @@
           <w:p>
             <w:pPr>
               <w:pStyle w:val="Compact"/>
+              <w:spacing w:before="0" w:after="0" w:line="240" w:lineRule="auto"/>
             </w:pPr>
             <w:r>
               <w:t xml:space="preserve">SHIELD</w:t>
@@ -4498,6 +4548,7 @@
           <w:p>
             <w:pPr>
               <w:pStyle w:val="Compact"/>
+              <w:spacing w:before="0" w:after="0" w:line="240" w:lineRule="auto"/>
             </w:pPr>
             <w:r>
               <w:t xml:space="preserve">WOLF</w:t>
@@ -4509,6 +4560,7 @@
           <w:p>
             <w:pPr>
               <w:pStyle w:val="Compact"/>
+              <w:spacing w:before="0" w:after="0" w:line="240" w:lineRule="auto"/>
             </w:pPr>
             <w:r>
               <w:t xml:space="preserve">MISSION ACCOMPLISHED</w:t>
@@ -4522,6 +4574,7 @@
           <w:p>
             <w:pPr>
               <w:pStyle w:val="Compact"/>
+              <w:spacing w:before="0" w:after="0" w:line="240" w:lineRule="auto"/>
             </w:pPr>
             <w:r>
               <w:t xml:space="preserve">8</w:t>
@@ -4533,6 +4586,7 @@
           <w:p>
             <w:pPr>
               <w:pStyle w:val="Compact"/>
+              <w:spacing w:before="0" w:after="0" w:line="240" w:lineRule="auto"/>
             </w:pPr>
             <w:r>
               <w:t xml:space="preserve">GUARD</w:t>
@@ -4544,6 +4598,7 @@
           <w:p>
             <w:pPr>
               <w:pStyle w:val="Compact"/>
+              <w:spacing w:before="0" w:after="0" w:line="240" w:lineRule="auto"/>
             </w:pPr>
             <w:r>
               <w:t xml:space="preserve">LOCK</w:t>
@@ -4555,6 +4610,7 @@
           <w:p>
             <w:pPr>
               <w:pStyle w:val="Compact"/>
+              <w:spacing w:before="0" w:after="0" w:line="240" w:lineRule="auto"/>
             </w:pPr>
             <w:r>
               <w:t xml:space="preserve">RETREAT IMMEDIATELY</w:t>
@@ -4568,6 +4624,7 @@
           <w:p>
             <w:pPr>
               <w:pStyle w:val="Compact"/>
+              <w:spacing w:before="0" w:after="0" w:line="240" w:lineRule="auto"/>
             </w:pPr>
             <w:r>
               <w:t xml:space="preserve">9</w:t>
@@ -4579,6 +4636,7 @@
           <w:p>
             <w:pPr>
               <w:pStyle w:val="Compact"/>
+              <w:spacing w:before="0" w:after="0" w:line="240" w:lineRule="auto"/>
             </w:pPr>
             <w:r>
               <w:t xml:space="preserve">SECURE</w:t>
@@ -4590,6 +4648,7 @@
           <w:p>
             <w:pPr>
               <w:pStyle w:val="Compact"/>
+              <w:spacing w:before="0" w:after="0" w:line="240" w:lineRule="auto"/>
             </w:pPr>
             <w:r>
               <w:t xml:space="preserve">AIM</w:t>
@@ -4601,6 +4660,7 @@
           <w:p>
             <w:pPr>
               <w:pStyle w:val="Compact"/>
+              <w:spacing w:before="0" w:after="0" w:line="240" w:lineRule="auto"/>
             </w:pPr>
             <w:r>
               <w:t xml:space="preserve">HOLD YOUR POSITION</w:t>
@@ -4614,6 +4674,7 @@
           <w:p>
             <w:pPr>
               <w:pStyle w:val="Compact"/>
+              <w:spacing w:before="0" w:after="0" w:line="240" w:lineRule="auto"/>
             </w:pPr>
             <w:r>
               <w:t xml:space="preserve">10</w:t>
@@ -4625,6 +4686,7 @@
           <w:p>
             <w:pPr>
               <w:pStyle w:val="Compact"/>
+              <w:spacing w:before="0" w:after="0" w:line="240" w:lineRule="auto"/>
             </w:pPr>
             <w:r>
               <w:t xml:space="preserve">PRIVATE</w:t>
@@ -4636,6 +4698,7 @@
           <w:p>
             <w:pPr>
               <w:pStyle w:val="Compact"/>
+              <w:spacing w:before="0" w:after="0" w:line="240" w:lineRule="auto"/>
             </w:pPr>
             <w:r>
               <w:t xml:space="preserve">MAP</w:t>
@@ -4647,6 +4710,7 @@
           <w:p>
             <w:pPr>
               <w:pStyle w:val="Compact"/>
+              <w:spacing w:before="0" w:after="0" w:line="240" w:lineRule="auto"/>
             </w:pPr>
             <w:r>
               <w:t xml:space="preserve">ADVANCE TO THE NORTH</w:t>
@@ -4660,6 +4724,7 @@
           <w:p>
             <w:pPr>
               <w:pStyle w:val="Compact"/>
+              <w:spacing w:before="0" w:after="0" w:line="240" w:lineRule="auto"/>
             </w:pPr>
             <w:r>
               <w:t xml:space="preserve">11</w:t>
@@ -4671,6 +4736,7 @@
           <w:p>
             <w:pPr>
               <w:pStyle w:val="Compact"/>
+              <w:spacing w:before="0" w:after="0" w:line="240" w:lineRule="auto"/>
             </w:pPr>
             <w:r>
               <w:t xml:space="preserve">HIDDEN</w:t>
@@ -4682,6 +4748,7 @@
           <w:p>
             <w:pPr>
               <w:pStyle w:val="Compact"/>
+              <w:spacing w:before="0" w:after="0" w:line="240" w:lineRule="auto"/>
             </w:pPr>
             <w:r>
               <w:t xml:space="preserve">TOP</w:t>
@@ -4693,6 +4760,7 @@
           <w:p>
             <w:pPr>
               <w:pStyle w:val="Compact"/>
+              <w:spacing w:before="0" w:after="0" w:line="240" w:lineRule="auto"/>
             </w:pPr>
             <w:r>
               <w:t xml:space="preserve">THE PASSWORD IS SAFE</w:t>
@@ -4706,6 +4774,7 @@
           <w:p>
             <w:pPr>
               <w:pStyle w:val="Compact"/>
+              <w:spacing w:before="0" w:after="0" w:line="240" w:lineRule="auto"/>
             </w:pPr>
             <w:r>
               <w:t xml:space="preserve">12</w:t>
@@ -4717,6 +4786,7 @@
           <w:p>
             <w:pPr>
               <w:pStyle w:val="Compact"/>
+              <w:spacing w:before="0" w:after="0" w:line="240" w:lineRule="auto"/>
             </w:pPr>
             <w:r>
               <w:t xml:space="preserve">COVERT</w:t>
@@ -4728,6 +4798,7 @@
           <w:p>
             <w:pPr>
               <w:pStyle w:val="Compact"/>
+              <w:spacing w:before="0" w:after="0" w:line="240" w:lineRule="auto"/>
             </w:pPr>
             <w:r>
               <w:t xml:space="preserve">ARC</w:t>
@@ -4739,6 +4810,7 @@
           <w:p>
             <w:pPr>
               <w:pStyle w:val="Compact"/>
+              <w:spacing w:before="0" w:after="0" w:line="240" w:lineRule="auto"/>
             </w:pPr>
             <w:r>
               <w:t xml:space="preserve">OPERATION COMPLETE</w:t>
@@ -4752,6 +4824,7 @@
           <w:p>
             <w:pPr>
               <w:pStyle w:val="Compact"/>
+              <w:spacing w:before="0" w:after="0" w:line="240" w:lineRule="auto"/>
             </w:pPr>
             <w:r>
               <w:t xml:space="preserve">13</w:t>
@@ -4763,6 +4836,7 @@
           <w:p>
             <w:pPr>
               <w:pStyle w:val="Compact"/>
+              <w:spacing w:before="0" w:after="0" w:line="240" w:lineRule="auto"/>
             </w:pPr>
             <w:r>
               <w:t xml:space="preserve">SECRET</w:t>
@@ -4774,6 +4848,7 @@
           <w:p>
             <w:pPr>
               <w:pStyle w:val="Compact"/>
+              <w:spacing w:before="0" w:after="0" w:line="240" w:lineRule="auto"/>
             </w:pPr>
             <w:r>
               <w:t xml:space="preserve">WAR</w:t>
@@ -4785,6 +4860,7 @@
           <w:p>
             <w:pPr>
               <w:pStyle w:val="Compact"/>
+              <w:spacing w:before="0" w:after="0" w:line="240" w:lineRule="auto"/>
             </w:pPr>
             <w:r>
               <w:t xml:space="preserve">RENDEZVOUS AT NOON</w:t>
@@ -4798,6 +4874,7 @@
           <w:p>
             <w:pPr>
               <w:pStyle w:val="Compact"/>
+              <w:spacing w:before="0" w:after="0" w:line="240" w:lineRule="auto"/>
             </w:pPr>
             <w:r>
               <w:t xml:space="preserve">14</w:t>
@@ -4809,6 +4886,7 @@
           <w:p>
             <w:pPr>
               <w:pStyle w:val="Compact"/>
+              <w:spacing w:before="0" w:after="0" w:line="240" w:lineRule="auto"/>
             </w:pPr>
             <w:r>
               <w:t xml:space="preserve">STEALTH</w:t>
@@ -4820,6 +4898,7 @@
           <w:p>
             <w:pPr>
               <w:pStyle w:val="Compact"/>
+              <w:spacing w:before="0" w:after="0" w:line="240" w:lineRule="auto"/>
             </w:pPr>
             <w:r>
               <w:t xml:space="preserve">SKY</w:t>
@@ -4831,6 +4910,7 @@
           <w:p>
             <w:pPr>
               <w:pStyle w:val="Compact"/>
+              <w:spacing w:before="0" w:after="0" w:line="240" w:lineRule="auto"/>
             </w:pPr>
             <w:r>
               <w:t xml:space="preserve">AWAIT FURTHER ORDERS</w:t>
@@ -4844,6 +4924,7 @@
           <w:p>
             <w:pPr>
               <w:pStyle w:val="Compact"/>
+              <w:spacing w:before="0" w:after="0" w:line="240" w:lineRule="auto"/>
             </w:pPr>
             <w:r>
               <w:t xml:space="preserve">15</w:t>
@@ -4855,6 +4936,7 @@
           <w:p>
             <w:pPr>
               <w:pStyle w:val="Compact"/>
+              <w:spacing w:before="0" w:after="0" w:line="240" w:lineRule="auto"/>
             </w:pPr>
             <w:r>
               <w:t xml:space="preserve">MASKED</w:t>
@@ -4866,6 +4948,7 @@
           <w:p>
             <w:pPr>
               <w:pStyle w:val="Compact"/>
+              <w:spacing w:before="0" w:after="0" w:line="240" w:lineRule="auto"/>
             </w:pPr>
             <w:r>
               <w:t xml:space="preserve">BOX</w:t>
@@ -4877,6 +4960,7 @@
           <w:p>
             <w:pPr>
               <w:pStyle w:val="Compact"/>
+              <w:spacing w:before="0" w:after="0" w:line="240" w:lineRule="auto"/>
             </w:pPr>
             <w:r>
               <w:t xml:space="preserve">THE COAST IS CLEAR</w:t>
@@ -4890,6 +4974,7 @@
           <w:p>
             <w:pPr>
               <w:pStyle w:val="Compact"/>
+              <w:spacing w:before="0" w:after="0" w:line="240" w:lineRule="auto"/>
             </w:pPr>
             <w:r>
               <w:t xml:space="preserve">16</w:t>
@@ -4901,6 +4986,7 @@
           <w:p>
             <w:pPr>
               <w:pStyle w:val="Compact"/>
+              <w:spacing w:before="0" w:after="0" w:line="240" w:lineRule="auto"/>
             </w:pPr>
             <w:r>
               <w:t xml:space="preserve">CRYPTO</w:t>
@@ -4912,6 +4998,7 @@
           <w:p>
             <w:pPr>
               <w:pStyle w:val="Compact"/>
+              <w:spacing w:before="0" w:after="0" w:line="240" w:lineRule="auto"/>
             </w:pPr>
             <w:r>
               <w:t xml:space="preserve">PIN</w:t>
@@ -4923,6 +5010,7 @@
           <w:p>
             <w:pPr>
               <w:pStyle w:val="Compact"/>
+              <w:spacing w:before="0" w:after="0" w:line="240" w:lineRule="auto"/>
             </w:pPr>
             <w:r>
               <w:t xml:space="preserve">EXECUTE PLAN ALPHA</w:t>
@@ -4936,6 +5024,7 @@
           <w:p>
             <w:pPr>
               <w:pStyle w:val="Compact"/>
+              <w:spacing w:before="0" w:after="0" w:line="240" w:lineRule="auto"/>
             </w:pPr>
             <w:r>
               <w:t xml:space="preserve">17</w:t>
@@ -4947,6 +5036,7 @@
           <w:p>
             <w:pPr>
               <w:pStyle w:val="Compact"/>
+              <w:spacing w:before="0" w:after="0" w:line="240" w:lineRule="auto"/>
             </w:pPr>
             <w:r>
               <w:t xml:space="preserve">ENIGMA</w:t>
@@ -4958,6 +5048,7 @@
           <w:p>
             <w:pPr>
               <w:pStyle w:val="Compact"/>
+              <w:spacing w:before="0" w:after="0" w:line="240" w:lineRule="auto"/>
             </w:pPr>
             <w:r>
               <w:t xml:space="preserve">CAT</w:t>
@@ -4969,6 +5060,7 @@
           <w:p>
             <w:pPr>
               <w:pStyle w:val="Compact"/>
+              <w:spacing w:before="0" w:after="0" w:line="240" w:lineRule="auto"/>
             </w:pPr>
             <w:r>
               <w:t xml:space="preserve">ALL SYSTEMS ARE GO</w:t>
@@ -4982,6 +5074,7 @@
           <w:p>
             <w:pPr>
               <w:pStyle w:val="Compact"/>
+              <w:spacing w:before="0" w:after="0" w:line="240" w:lineRule="auto"/>
             </w:pPr>
             <w:r>
               <w:t xml:space="preserve">18</w:t>
@@ -4993,6 +5086,7 @@
           <w:p>
             <w:pPr>
               <w:pStyle w:val="Compact"/>
+              <w:spacing w:before="0" w:after="0" w:line="240" w:lineRule="auto"/>
             </w:pPr>
             <w:r>
               <w:t xml:space="preserve">MYSTERY</w:t>
@@ -5004,6 +5098,7 @@
           <w:p>
             <w:pPr>
               <w:pStyle w:val="Compact"/>
+              <w:spacing w:before="0" w:after="0" w:line="240" w:lineRule="auto"/>
             </w:pPr>
             <w:r>
               <w:t xml:space="preserve">JOT</w:t>
@@ -5015,6 +5110,7 @@
           <w:p>
             <w:pPr>
               <w:pStyle w:val="Compact"/>
+              <w:spacing w:before="0" w:after="0" w:line="240" w:lineRule="auto"/>
             </w:pPr>
             <w:r>
               <w:t xml:space="preserve">COMMENCE OPERATION</w:t>
@@ -5028,6 +5124,7 @@
           <w:p>
             <w:pPr>
               <w:pStyle w:val="Compact"/>
+              <w:spacing w:before="0" w:after="0" w:line="240" w:lineRule="auto"/>
             </w:pPr>
             <w:r>
               <w:t xml:space="preserve">19</w:t>
@@ -5039,6 +5136,7 @@
           <w:p>
             <w:pPr>
               <w:pStyle w:val="Compact"/>
+              <w:spacing w:before="0" w:after="0" w:line="240" w:lineRule="auto"/>
             </w:pPr>
             <w:r>
               <w:t xml:space="preserve">PUZZLE</w:t>
@@ -5050,6 +5148,7 @@
           <w:p>
             <w:pPr>
               <w:pStyle w:val="Compact"/>
+              <w:spacing w:before="0" w:after="0" w:line="240" w:lineRule="auto"/>
             </w:pPr>
             <w:r>
               <w:t xml:space="preserve">ICE</w:t>
@@ -5061,6 +5160,7 @@
           <w:p>
             <w:pPr>
               <w:pStyle w:val="Compact"/>
+              <w:spacing w:before="0" w:after="0" w:line="240" w:lineRule="auto"/>
             </w:pPr>
             <w:r>
               <w:t xml:space="preserve">OBJECTIVE ACHIEVED</w:t>
@@ -5074,6 +5174,7 @@
           <w:p>
             <w:pPr>
               <w:pStyle w:val="Compact"/>
+              <w:spacing w:before="0" w:after="0" w:line="240" w:lineRule="auto"/>
             </w:pPr>
             <w:r>
               <w:t xml:space="preserve">20</w:t>
@@ -5085,6 +5186,7 @@
           <w:p>
             <w:pPr>
               <w:pStyle w:val="Compact"/>
+              <w:spacing w:before="0" w:after="0" w:line="240" w:lineRule="auto"/>
             </w:pPr>
             <w:r>
               <w:t xml:space="preserve">CIPHER</w:t>
@@ -5096,6 +5198,7 @@
           <w:p>
             <w:pPr>
               <w:pStyle w:val="Compact"/>
+              <w:spacing w:before="0" w:after="0" w:line="240" w:lineRule="auto"/>
             </w:pPr>
             <w:r>
               <w:t xml:space="preserve">DEN</w:t>
@@ -5107,6 +5210,7 @@
           <w:p>
             <w:pPr>
               <w:pStyle w:val="Compact"/>
+              <w:spacing w:before="0" w:after="0" w:line="240" w:lineRule="auto"/>
             </w:pPr>
             <w:r>
               <w:t xml:space="preserve">RETURN TO BASE NOW</w:t>
@@ -5464,7 +5568,7 @@
     <w:multiLevelType w:val="multilevel"/>
     <w:lvl w:ilvl="0">
       <w:numFmt w:val="bullet"/>
-      <w:lvlText w:val="–"/>
+      <w:lvlText w:val=" "/>
       <w:lvlJc w:val="left"/>
       <w:pPr>
         <w:ind w:left="1134" w:hanging="425"/>
@@ -5472,7 +5576,7 @@
     </w:lvl>
     <w:lvl w:ilvl="1">
       <w:numFmt w:val="bullet"/>
-      <w:lvlText w:val="–"/>
+      <w:lvlText w:val=" "/>
       <w:lvlJc w:val="left"/>
       <w:pPr>
         <w:ind w:left="1701" w:hanging="425"/>
@@ -5480,7 +5584,7 @@
     </w:lvl>
     <w:lvl w:ilvl="2">
       <w:numFmt w:val="bullet"/>
-      <w:lvlText w:val="–"/>
+      <w:lvlText w:val=" "/>
       <w:lvlJc w:val="left"/>
       <w:pPr>
         <w:ind w:left="2268" w:hanging="425"/>
@@ -5488,7 +5592,7 @@
     </w:lvl>
     <w:lvl w:ilvl="3">
       <w:numFmt w:val="bullet"/>
-      <w:lvlText w:val="–"/>
+      <w:lvlText w:val=" "/>
       <w:lvlJc w:val="left"/>
       <w:pPr>
         <w:ind w:left="2835" w:hanging="425"/>
@@ -5496,7 +5600,7 @@
     </w:lvl>
     <w:lvl w:ilvl="4">
       <w:numFmt w:val="bullet"/>
-      <w:lvlText w:val="–"/>
+      <w:lvlText w:val=" "/>
       <w:lvlJc w:val="left"/>
       <w:pPr>
         <w:ind w:left="3402" w:hanging="425"/>
@@ -5504,7 +5608,7 @@
     </w:lvl>
     <w:lvl w:ilvl="5">
       <w:numFmt w:val="bullet"/>
-      <w:lvlText w:val="–"/>
+      <w:lvlText w:val=" "/>
       <w:lvlJc w:val="left"/>
       <w:pPr>
         <w:ind w:left="3969" w:hanging="425"/>
@@ -5512,7 +5616,7 @@
     </w:lvl>
     <w:lvl w:ilvl="6">
       <w:numFmt w:val="bullet"/>
-      <w:lvlText w:val="–"/>
+      <w:lvlText w:val=" "/>
       <w:lvlJc w:val="left"/>
       <w:pPr>
         <w:ind w:left="4536" w:hanging="425"/>
@@ -5520,7 +5624,7 @@
     </w:lvl>
     <w:lvl w:ilvl="7">
       <w:numFmt w:val="bullet"/>
-      <w:lvlText w:val="–"/>
+      <w:lvlText w:val=" "/>
       <w:lvlJc w:val="left"/>
       <w:pPr>
         <w:ind w:left="5103" w:hanging="425"/>
@@ -5528,7 +5632,7 @@
     </w:lvl>
     <w:lvl w:ilvl="8">
       <w:numFmt w:val="bullet"/>
-      <w:lvlText w:val="–"/>
+      <w:lvlText w:val=" "/>
       <w:lvlJc w:val="left"/>
       <w:pPr>
         <w:ind w:left="5670" w:hanging="425"/>
@@ -6561,6 +6665,31 @@
       </w:tblCellMar>
     </w:tblPr>
   </w:style>
+  <w:style w:customStyle="1" w:styleId="Conclusion" w:type="paragraph">
+    <w:name w:val="Conclusion"/>
+    <w:basedOn w:val="BodyText"/>
+    <w:next w:val="BodyText"/>
+    <w:qFormat/>
+    <w:pPr>
+      <w:keepNext/>
+      <w:spacing w:after="0" w:before="240" w:line="312" w:lineRule="auto"/>
+    </w:pPr>
+  </w:style>
+  <w:style w:styleId="Header" w:type="paragraph">
+    <w:name w:val="header"/>
+    <w:basedOn w:val="Normal"/>
+    <w:qFormat/>
+    <w:pPr>
+      <w:spacing w:after="0" w:before="0" w:line="240" w:lineRule="auto"/>
+      <w:ind w:firstLine="0"/>
+      <w:jc w:val="right"/>
+    </w:pPr>
+    <w:rPr>
+      <w:rFonts w:ascii="Times New Roman" w:cs="Times New Roman" w:eastAsia="Times New Roman" w:hAnsi="Times New Roman"/>
+      <w:sz w:val="28"/>
+      <w:szCs w:val="28"/>
+    </w:rPr>
+  </w:style>
   <w:style w:type="paragraph" w:customStyle="1" w:styleId="TableCaption">
     <w:name w:val="TableCaption"/>
     <w:basedOn w:val="BodyText"/>
